--- a/src/wongo/profiles/envmicrobiome/assets/reference.docx
+++ b/src/wongo/profiles/envmicrobiome/assets/reference.docx
@@ -502,7 +502,7 @@
     <w:name w:val="Normal"/>
     <w:qFormat/>
     <w:rPr>
-      <w:rFonts w:ascii="Times New Roman" w:hAnsi="Times New Roman"/>
+      <w:rFonts w:ascii="Times New Roman" w:hAnsi="Times New Roman" w:eastAsia="Times New Roman" w:cs="Times New Roman"/>
       <w:sz w:val="24"/>
     </w:rPr>
   </w:style>
@@ -677,7 +677,7 @@
       <w:outlineLvl w:val="0"/>
     </w:pPr>
     <w:rPr>
-      <w:rFonts w:asciiTheme="majorHAnsi" w:eastAsiaTheme="majorEastAsia" w:hAnsiTheme="majorHAnsi" w:cstheme="majorBidi" w:ascii="Times New Roman" w:hAnsi="Times New Roman"/>
+      <w:rFonts w:ascii="Times New Roman" w:hAnsi="Times New Roman" w:eastAsia="Times New Roman" w:cs="Times New Roman"/>
       <w:b/>
       <w:i w:val="0"/>
       <w:color w:val="000000"/>
@@ -702,7 +702,7 @@
       <w:outlineLvl w:val="1"/>
     </w:pPr>
     <w:rPr>
-      <w:rFonts w:asciiTheme="majorHAnsi" w:eastAsiaTheme="majorEastAsia" w:hAnsiTheme="majorHAnsi" w:cstheme="majorBidi" w:ascii="Times New Roman" w:hAnsi="Times New Roman"/>
+      <w:rFonts w:ascii="Times New Roman" w:hAnsi="Times New Roman" w:eastAsia="Times New Roman" w:cs="Times New Roman"/>
       <w:b/>
       <w:i w:val="0"/>
       <w:color w:val="000000"/>
@@ -727,7 +727,7 @@
       <w:outlineLvl w:val="2"/>
     </w:pPr>
     <w:rPr>
-      <w:rFonts w:eastAsiaTheme="majorEastAsia" w:cstheme="majorBidi" w:ascii="Times New Roman" w:hAnsi="Times New Roman"/>
+      <w:rFonts w:ascii="Times New Roman" w:hAnsi="Times New Roman" w:eastAsia="Times New Roman" w:cs="Times New Roman"/>
       <w:b w:val="0"/>
       <w:i/>
       <w:color w:val="000000"/>
@@ -1072,7 +1072,7 @@
       <w:spacing w:before="0" w:after="120"/>
     </w:pPr>
     <w:rPr>
-      <w:rFonts w:ascii="Times New Roman" w:hAnsi="Times New Roman"/>
+      <w:rFonts w:ascii="Times New Roman" w:hAnsi="Times New Roman" w:eastAsia="Times New Roman" w:cs="Times New Roman"/>
       <w:i w:val="0"/>
       <w:color w:val="000000"/>
       <w:sz w:val="20"/>
@@ -1085,7 +1085,7 @@
       <w:keepNext/>
     </w:pPr>
     <w:rPr>
-      <w:rFonts w:ascii="Times New Roman" w:hAnsi="Times New Roman"/>
+      <w:rFonts w:ascii="Times New Roman" w:hAnsi="Times New Roman" w:eastAsia="Times New Roman" w:cs="Times New Roman"/>
       <w:i w:val="0"/>
       <w:color w:val="000000"/>
       <w:sz w:val="20"/>
@@ -1095,7 +1095,7 @@
     <w:name w:val="Image Caption"/>
     <w:basedOn w:val="Caption"/>
     <w:rPr>
-      <w:rFonts w:ascii="Times New Roman" w:hAnsi="Times New Roman"/>
+      <w:rFonts w:ascii="Times New Roman" w:hAnsi="Times New Roman" w:eastAsia="Times New Roman" w:cs="Times New Roman"/>
       <w:i w:val="0"/>
       <w:color w:val="000000"/>
       <w:sz w:val="20"/>
